--- a/pr03/Отчёт_ПР_03.docx
+++ b/pr03/Отчёт_ПР_03.docx
@@ -2068,7 +2068,7 @@
           <w:b w:val="0"/>
           <w:sz w:val="24"/>
         </w:rPr>
-        <w:t>Таблица 3 – Машинное слово ОУ для микрооперации MDR ← IR ⊕ AC (поля: MS A — a2 a1 a0, MS B — a2 a1 a0, ALU — F M S2 S1 S0 C, DC — E x2 x1 x0, MS M — a0, WR — wr)</w:t>
+        <w:t>Таблица 3 – Машинное слово ОУ для микрооперации MDR ← IR ⊕ AC. Верхняя строка шапки показывает, к какому полю относится каждый столбец: MS A — a2 a1 a0; MS B — a2 a1 a0; ALU — F M S2 S1 S0 C; DC — E x2 x1 x0; MS M — a0; WR — wr.</w:t>
       </w:r>
     </w:p>
     <w:tbl>
@@ -2108,6 +2108,90 @@
       <w:tr>
         <w:tc>
           <w:tcPr>
+            <w:tcW w:type="dxa" w:w="1560"/>
+            <w:gridSpan w:val="3"/>
+          </w:tcPr>
+          <w:p>
+            <w:pPr>
+              <w:spacing w:after="0" w:line="240" w:lineRule="auto"/>
+              <w:ind w:firstLine="0"/>
+              <w:jc w:val="center"/>
+            </w:pPr>
+            <w:r>
+              <w:rPr>
+                <w:rFonts w:ascii="Times New Roman" w:hAnsi="Times New Roman" w:eastAsia="Times New Roman" w:cs="Times New Roman"/>
+                <w:b/>
+                <w:sz w:val="16"/>
+              </w:rPr>
+              <w:t>MS A</w:t>
+            </w:r>
+          </w:p>
+        </w:tc>
+        <w:tc>
+          <w:tcPr>
+            <w:tcW w:type="dxa" w:w="1560"/>
+            <w:gridSpan w:val="3"/>
+          </w:tcPr>
+          <w:p>
+            <w:pPr>
+              <w:spacing w:after="0" w:line="240" w:lineRule="auto"/>
+              <w:ind w:firstLine="0"/>
+              <w:jc w:val="center"/>
+            </w:pPr>
+            <w:r>
+              <w:rPr>
+                <w:rFonts w:ascii="Times New Roman" w:hAnsi="Times New Roman" w:eastAsia="Times New Roman" w:cs="Times New Roman"/>
+                <w:b/>
+                <w:sz w:val="16"/>
+              </w:rPr>
+              <w:t>MS B</w:t>
+            </w:r>
+          </w:p>
+        </w:tc>
+        <w:tc>
+          <w:tcPr>
+            <w:tcW w:type="dxa" w:w="3120"/>
+            <w:gridSpan w:val="6"/>
+          </w:tcPr>
+          <w:p>
+            <w:pPr>
+              <w:spacing w:after="0" w:line="240" w:lineRule="auto"/>
+              <w:ind w:firstLine="0"/>
+              <w:jc w:val="center"/>
+            </w:pPr>
+            <w:r>
+              <w:rPr>
+                <w:rFonts w:ascii="Times New Roman" w:hAnsi="Times New Roman" w:eastAsia="Times New Roman" w:cs="Times New Roman"/>
+                <w:b/>
+                <w:sz w:val="16"/>
+              </w:rPr>
+              <w:t>ALU</w:t>
+            </w:r>
+          </w:p>
+        </w:tc>
+        <w:tc>
+          <w:tcPr>
+            <w:tcW w:type="dxa" w:w="2080"/>
+            <w:gridSpan w:val="4"/>
+          </w:tcPr>
+          <w:p>
+            <w:pPr>
+              <w:spacing w:after="0" w:line="240" w:lineRule="auto"/>
+              <w:ind w:firstLine="0"/>
+              <w:jc w:val="center"/>
+            </w:pPr>
+            <w:r>
+              <w:rPr>
+                <w:rFonts w:ascii="Times New Roman" w:hAnsi="Times New Roman" w:eastAsia="Times New Roman" w:cs="Times New Roman"/>
+                <w:b/>
+                <w:sz w:val="16"/>
+              </w:rPr>
+              <w:t>DC</w:t>
+            </w:r>
+          </w:p>
+        </w:tc>
+        <w:tc>
+          <w:tcPr>
             <w:tcW w:type="dxa" w:w="520"/>
           </w:tcPr>
           <w:p>
@@ -2120,6 +2204,48 @@
               <w:rPr>
                 <w:rFonts w:ascii="Times New Roman" w:hAnsi="Times New Roman" w:eastAsia="Times New Roman" w:cs="Times New Roman"/>
                 <w:b/>
+                <w:sz w:val="16"/>
+              </w:rPr>
+              <w:t>MS M</w:t>
+            </w:r>
+          </w:p>
+        </w:tc>
+        <w:tc>
+          <w:tcPr>
+            <w:tcW w:type="dxa" w:w="520"/>
+          </w:tcPr>
+          <w:p>
+            <w:pPr>
+              <w:spacing w:after="0" w:line="240" w:lineRule="auto"/>
+              <w:ind w:firstLine="0"/>
+              <w:jc w:val="center"/>
+            </w:pPr>
+            <w:r>
+              <w:rPr>
+                <w:rFonts w:ascii="Times New Roman" w:hAnsi="Times New Roman" w:eastAsia="Times New Roman" w:cs="Times New Roman"/>
+                <w:b/>
+                <w:sz w:val="16"/>
+              </w:rPr>
+              <w:t>WR</w:t>
+            </w:r>
+          </w:p>
+        </w:tc>
+      </w:tr>
+      <w:tr>
+        <w:tc>
+          <w:tcPr>
+            <w:tcW w:type="dxa" w:w="520"/>
+          </w:tcPr>
+          <w:p>
+            <w:pPr>
+              <w:spacing w:after="0" w:line="240" w:lineRule="auto"/>
+              <w:ind w:firstLine="0"/>
+              <w:jc w:val="center"/>
+            </w:pPr>
+            <w:r>
+              <w:rPr>
+                <w:rFonts w:ascii="Times New Roman" w:hAnsi="Times New Roman" w:eastAsia="Times New Roman" w:cs="Times New Roman"/>
+                <w:b w:val="0"/>
                 <w:sz w:val="16"/>
               </w:rPr>
               <w:t>a2</w:t>
@@ -2139,7 +2265,7 @@
             <w:r>
               <w:rPr>
                 <w:rFonts w:ascii="Times New Roman" w:hAnsi="Times New Roman" w:eastAsia="Times New Roman" w:cs="Times New Roman"/>
-                <w:b/>
+                <w:b w:val="0"/>
                 <w:sz w:val="16"/>
               </w:rPr>
               <w:t>a1</w:t>
@@ -2159,7 +2285,7 @@
             <w:r>
               <w:rPr>
                 <w:rFonts w:ascii="Times New Roman" w:hAnsi="Times New Roman" w:eastAsia="Times New Roman" w:cs="Times New Roman"/>
-                <w:b/>
+                <w:b w:val="0"/>
                 <w:sz w:val="16"/>
               </w:rPr>
               <w:t>a0</w:t>
@@ -2179,7 +2305,7 @@
             <w:r>
               <w:rPr>
                 <w:rFonts w:ascii="Times New Roman" w:hAnsi="Times New Roman" w:eastAsia="Times New Roman" w:cs="Times New Roman"/>
-                <w:b/>
+                <w:b w:val="0"/>
                 <w:sz w:val="16"/>
               </w:rPr>
               <w:t>a2</w:t>
@@ -2199,7 +2325,7 @@
             <w:r>
               <w:rPr>
                 <w:rFonts w:ascii="Times New Roman" w:hAnsi="Times New Roman" w:eastAsia="Times New Roman" w:cs="Times New Roman"/>
-                <w:b/>
+                <w:b w:val="0"/>
                 <w:sz w:val="16"/>
               </w:rPr>
               <w:t>a1</w:t>
@@ -2219,7 +2345,7 @@
             <w:r>
               <w:rPr>
                 <w:rFonts w:ascii="Times New Roman" w:hAnsi="Times New Roman" w:eastAsia="Times New Roman" w:cs="Times New Roman"/>
-                <w:b/>
+                <w:b w:val="0"/>
                 <w:sz w:val="16"/>
               </w:rPr>
               <w:t>a0</w:t>
@@ -2239,7 +2365,7 @@
             <w:r>
               <w:rPr>
                 <w:rFonts w:ascii="Times New Roman" w:hAnsi="Times New Roman" w:eastAsia="Times New Roman" w:cs="Times New Roman"/>
-                <w:b/>
+                <w:b w:val="0"/>
                 <w:sz w:val="16"/>
               </w:rPr>
               <w:t>F</w:t>
@@ -2259,7 +2385,7 @@
             <w:r>
               <w:rPr>
                 <w:rFonts w:ascii="Times New Roman" w:hAnsi="Times New Roman" w:eastAsia="Times New Roman" w:cs="Times New Roman"/>
-                <w:b/>
+                <w:b w:val="0"/>
                 <w:sz w:val="16"/>
               </w:rPr>
               <w:t>M</w:t>
@@ -2279,7 +2405,7 @@
             <w:r>
               <w:rPr>
                 <w:rFonts w:ascii="Times New Roman" w:hAnsi="Times New Roman" w:eastAsia="Times New Roman" w:cs="Times New Roman"/>
-                <w:b/>
+                <w:b w:val="0"/>
                 <w:sz w:val="16"/>
               </w:rPr>
               <w:t>S2</w:t>
@@ -2299,7 +2425,7 @@
             <w:r>
               <w:rPr>
                 <w:rFonts w:ascii="Times New Roman" w:hAnsi="Times New Roman" w:eastAsia="Times New Roman" w:cs="Times New Roman"/>
-                <w:b/>
+                <w:b w:val="0"/>
                 <w:sz w:val="16"/>
               </w:rPr>
               <w:t>S1</w:t>
@@ -2319,7 +2445,7 @@
             <w:r>
               <w:rPr>
                 <w:rFonts w:ascii="Times New Roman" w:hAnsi="Times New Roman" w:eastAsia="Times New Roman" w:cs="Times New Roman"/>
-                <w:b/>
+                <w:b w:val="0"/>
                 <w:sz w:val="16"/>
               </w:rPr>
               <w:t>S0</w:t>
@@ -2339,7 +2465,7 @@
             <w:r>
               <w:rPr>
                 <w:rFonts w:ascii="Times New Roman" w:hAnsi="Times New Roman" w:eastAsia="Times New Roman" w:cs="Times New Roman"/>
-                <w:b/>
+                <w:b w:val="0"/>
                 <w:sz w:val="16"/>
               </w:rPr>
               <w:t>C</w:t>
@@ -2359,7 +2485,7 @@
             <w:r>
               <w:rPr>
                 <w:rFonts w:ascii="Times New Roman" w:hAnsi="Times New Roman" w:eastAsia="Times New Roman" w:cs="Times New Roman"/>
-                <w:b/>
+                <w:b w:val="0"/>
                 <w:sz w:val="16"/>
               </w:rPr>
               <w:t>E</w:t>
@@ -2379,7 +2505,7 @@
             <w:r>
               <w:rPr>
                 <w:rFonts w:ascii="Times New Roman" w:hAnsi="Times New Roman" w:eastAsia="Times New Roman" w:cs="Times New Roman"/>
-                <w:b/>
+                <w:b w:val="0"/>
                 <w:sz w:val="16"/>
               </w:rPr>
               <w:t>x2</w:t>
@@ -2399,7 +2525,7 @@
             <w:r>
               <w:rPr>
                 <w:rFonts w:ascii="Times New Roman" w:hAnsi="Times New Roman" w:eastAsia="Times New Roman" w:cs="Times New Roman"/>
-                <w:b/>
+                <w:b w:val="0"/>
                 <w:sz w:val="16"/>
               </w:rPr>
               <w:t>x1</w:t>
@@ -2419,7 +2545,7 @@
             <w:r>
               <w:rPr>
                 <w:rFonts w:ascii="Times New Roman" w:hAnsi="Times New Roman" w:eastAsia="Times New Roman" w:cs="Times New Roman"/>
-                <w:b/>
+                <w:b w:val="0"/>
                 <w:sz w:val="16"/>
               </w:rPr>
               <w:t>x0</w:t>
@@ -2439,7 +2565,7 @@
             <w:r>
               <w:rPr>
                 <w:rFonts w:ascii="Times New Roman" w:hAnsi="Times New Roman" w:eastAsia="Times New Roman" w:cs="Times New Roman"/>
-                <w:b/>
+                <w:b w:val="0"/>
                 <w:sz w:val="16"/>
               </w:rPr>
               <w:t>a0</w:t>
@@ -2459,7 +2585,7 @@
             <w:r>
               <w:rPr>
                 <w:rFonts w:ascii="Times New Roman" w:hAnsi="Times New Roman" w:eastAsia="Times New Roman" w:cs="Times New Roman"/>
-                <w:b/>
+                <w:b w:val="0"/>
                 <w:sz w:val="16"/>
               </w:rPr>
               <w:t>wr</w:t>
